--- a/weeks/01-getting-started/guide-1.docx
+++ b/weeks/01-getting-started/guide-1.docx
@@ -12067,7 +12067,7 @@
       <w:rFonts w:asciiTheme="majorHAnsi" w:cstheme="majorBidi" w:eastAsiaTheme="majorEastAsia" w:hAnsiTheme="majorHAnsi"/>
       <w:b/>
       <w:bCs/>
-      <w:color w:themeColor="accent1" w:themeShade="B5" w:val="345A8A"/>
+      <w:color w:themeColor="accent1" w:themeShade="B5" w:val="4B2479"/>
       <w:sz w:val="36"/>
       <w:szCs w:val="36"/>
     </w:rPr>
@@ -12123,7 +12123,7 @@
       <w:sz w:val="20"/>
       <w:szCs w:val="20"/>
       <w:b/>
-      <w:color w:val="345A8A"/>
+      <w:color w:val="4B2479"/>
       &gt;
     </w:rPr>
   </w:style>
@@ -12166,7 +12166,7 @@
       <w:rFonts w:asciiTheme="majorHAnsi" w:cstheme="majorBidi" w:eastAsiaTheme="majorEastAsia" w:hAnsiTheme="majorHAnsi"/>
       <w:b/>
       <w:bCs/>
-      <w:color w:themeColor="accent1" w:val="4F81BD"/>
+      <w:color w:themeColor="accent1" w:val="753BBD"/>
       <w:sz w:val="32"/>
       <w:szCs w:val="32"/>
     </w:rPr>
@@ -12188,7 +12188,7 @@
       <w:rFonts w:asciiTheme="majorHAnsi" w:cstheme="majorBidi" w:eastAsiaTheme="majorEastAsia" w:hAnsiTheme="majorHAnsi"/>
       <w:b/>
       <w:bCs/>
-      <w:color w:themeColor="accent1" w:val="4F81BD"/>
+      <w:color w:themeColor="accent1" w:val="753BBD"/>
       <w:sz w:val="28"/>
       <w:szCs w:val="28"/>
     </w:rPr>
@@ -12210,7 +12210,7 @@
       <w:rFonts w:asciiTheme="majorHAnsi" w:cstheme="majorBidi" w:eastAsiaTheme="majorEastAsia" w:hAnsiTheme="majorHAnsi"/>
       <w:b/>
       <w:bCs/>
-      <w:color w:themeColor="accent1" w:val="4F81BD"/>
+      <w:color w:themeColor="accent1" w:val="753BBD"/>
       <w:sz w:val="24"/>
       <w:szCs w:val="24"/>
     </w:rPr>
@@ -12232,7 +12232,7 @@
       <w:rFonts w:asciiTheme="majorHAnsi" w:cstheme="majorBidi" w:eastAsiaTheme="majorEastAsia" w:hAnsiTheme="majorHAnsi"/>
       <w:i/>
       <w:bCs/>
-      <w:color w:themeColor="accent1" w:val="4F81BD"/>
+      <w:color w:themeColor="accent1" w:val="753BBD"/>
       <w:sz w:val="24"/>
       <w:szCs w:val="24"/>
     </w:rPr>
@@ -12253,7 +12253,7 @@
     <w:rPr>
       <w:rFonts w:asciiTheme="majorHAnsi" w:cstheme="majorBidi" w:eastAsiaTheme="majorEastAsia" w:hAnsiTheme="majorHAnsi"/>
       <w:iCs/>
-      <w:color w:themeColor="accent1" w:val="4F81BD"/>
+      <w:color w:themeColor="accent1" w:val="753BBD"/>
       <w:sz w:val="24"/>
       <w:szCs w:val="24"/>
     </w:rPr>
@@ -12273,7 +12273,7 @@
     </w:pPr>
     <w:rPr>
       <w:rFonts w:asciiTheme="majorHAnsi" w:cstheme="majorBidi" w:eastAsiaTheme="majorEastAsia" w:hAnsiTheme="majorHAnsi"/>
-      <w:color w:themeColor="accent1" w:val="4F81BD"/>
+      <w:color w:themeColor="accent1" w:val="753BBD"/>
       <w:sz w:val="24"/>
       <w:szCs w:val="24"/>
     </w:rPr>
@@ -12293,7 +12293,7 @@
     </w:pPr>
     <w:rPr>
       <w:rFonts w:asciiTheme="majorHAnsi" w:cstheme="majorBidi" w:eastAsiaTheme="majorEastAsia" w:hAnsiTheme="majorHAnsi"/>
-      <w:color w:themeColor="accent1" w:val="4F81BD"/>
+      <w:color w:themeColor="accent1" w:val="753BBD"/>
       <w:sz w:val="24"/>
       <w:szCs w:val="24"/>
     </w:rPr>
@@ -12313,7 +12313,7 @@
     </w:pPr>
     <w:rPr>
       <w:rFonts w:asciiTheme="majorHAnsi" w:cstheme="majorBidi" w:eastAsiaTheme="majorEastAsia" w:hAnsiTheme="majorHAnsi"/>
-      <w:color w:themeColor="accent1" w:val="4F81BD"/>
+      <w:color w:themeColor="accent1" w:val="753BBD"/>
       <w:sz w:val="24"/>
       <w:szCs w:val="24"/>
     </w:rPr>
@@ -12333,7 +12333,7 @@
     </w:pPr>
     <w:rPr>
       <w:rFonts w:asciiTheme="majorHAnsi" w:cstheme="majorBidi" w:eastAsiaTheme="majorEastAsia" w:hAnsiTheme="majorHAnsi"/>
-      <w:color w:themeColor="accent1" w:val="4F81BD"/>
+      <w:color w:themeColor="accent1" w:val="753BBD"/>
       <w:sz w:val="24"/>
       <w:szCs w:val="24"/>
     </w:rPr>
@@ -12472,7 +12472,7 @@
     <w:name w:val="Hyperlink"/>
     <w:basedOn w:val="BodyTextChar"/>
     <w:rPr>
-      <w:color w:themeColor="accent1" w:val="4F81BD"/>
+      <w:color w:themeColor="accent1" w:val="753BBD"/>
     </w:rPr>
   </w:style>
   <w:style w:styleId="TOCHeading" w:type="paragraph">
@@ -12775,7 +12775,7 @@
         <a:srgbClr val="E8E8E8"/>
       </a:lt2>
       <a:accent1>
-        <a:srgbClr val="156082"/>
+        <a:srgbClr val="753BBD"/>
       </a:accent1>
       <a:accent2>
         <a:srgbClr val="E97132"/>
@@ -12793,7 +12793,7 @@
         <a:srgbClr val="4EA72E"/>
       </a:accent6>
       <a:hlink>
-        <a:srgbClr val="467886"/>
+        <a:srgbClr val="5E2F98"/>
       </a:hlink>
       <a:folHlink>
         <a:srgbClr val="96607D"/>
